--- a/template_individual.docx
+++ b/template_individual.docx
@@ -2498,7 +2498,6 @@
             <w:pPr>
               <w:widowControl/>
               <w:autoSpaceDE/>
-              <w:autoSpaceDN/>
               <w:jc w:val="left"/>
               <w:rPr>
                 <w:rFonts w:asciiTheme="minorEastAsia" w:eastAsiaTheme="minorEastAsia" w:hAnsiTheme="minorEastAsia" w:cs="굴림"/>
@@ -2523,7 +2522,7 @@
                 <w:sz w:val="18"/>
                 <w:szCs w:val="18"/>
               </w:rPr>
-              <w:t>주소: 서울</w:t>
+              <w:t xml:space="preserve">주소: </w:t>
             </w:r>
             <w:r>
               <w:rPr>
@@ -2532,31 +2531,22 @@
                 <w:sz w:val="18"/>
                 <w:szCs w:val="18"/>
               </w:rPr>
-              <w:t>특별시 강남구 언주로 637, 2.3.4층</w:t>
+              <w:t>서울특별시 강남구 학동로 318</w:t>
             </w:r>
           </w:p>
           <w:p>
             <w:pPr>
               <w:widowControl/>
               <w:autoSpaceDE/>
-              <w:autoSpaceDN/>
+              <w:ind w:firstLineChars="300" w:firstLine="540"/>
               <w:jc w:val="left"/>
-              <w:rPr>
-                <w:rFonts w:asciiTheme="minorEastAsia" w:eastAsiaTheme="minorEastAsia" w:hAnsiTheme="minorEastAsia" w:cs="굴림"/>
-                <w:kern w:val="0"/>
-                <w:sz w:val="18"/>
-                <w:szCs w:val="18"/>
-              </w:rPr>
-            </w:pPr>
-            <w:r>
               <w:rPr>
                 <w:rFonts w:asciiTheme="minorEastAsia" w:eastAsiaTheme="minorEastAsia" w:hAnsiTheme="minorEastAsia" w:cs="굴림" w:hint="eastAsia"/>
                 <w:kern w:val="0"/>
                 <w:sz w:val="18"/>
                 <w:szCs w:val="18"/>
               </w:rPr>
-              <w:t xml:space="preserve"> </w:t>
-            </w:r>
+            </w:pPr>
             <w:r>
               <w:rPr>
                 <w:rFonts w:asciiTheme="minorEastAsia" w:eastAsiaTheme="minorEastAsia" w:hAnsiTheme="minorEastAsia" w:cs="굴림" w:hint="eastAsia"/>
@@ -2564,16 +2554,7 @@
                 <w:sz w:val="18"/>
                 <w:szCs w:val="18"/>
               </w:rPr>
-              <w:t xml:space="preserve">     (논현동</w:t>
-            </w:r>
-            <w:r>
-              <w:rPr>
-                <w:rFonts w:asciiTheme="minorEastAsia" w:eastAsiaTheme="minorEastAsia" w:hAnsiTheme="minorEastAsia" w:cs="굴림" w:hint="eastAsia"/>
-                <w:kern w:val="0"/>
-                <w:sz w:val="18"/>
-                <w:szCs w:val="18"/>
-              </w:rPr>
-              <w:t>, 싸이칸타워)</w:t>
+              <w:t>(논현동,유경빌딩) 1,2,3층</w:t>
             </w:r>
           </w:p>
           <w:p>
@@ -10158,7 +10139,6 @@
       <w:pStyle w:val="a4"/>
       <w:jc w:val="right"/>
       <w:rPr>
-        <w:rFonts w:hint="eastAsia"/>
         <w:sz w:val="16"/>
         <w:lang w:val="en-US"/>
       </w:rPr>
@@ -10219,7 +10199,6 @@
       <w:pStyle w:val="a4"/>
       <w:jc w:val="right"/>
       <w:rPr>
-        <w:rFonts w:hint="eastAsia"/>
         <w:sz w:val="16"/>
         <w:lang w:val="en-US"/>
       </w:rPr>

--- a/template_individual.docx
+++ b/template_individual.docx
@@ -2541,7 +2541,7 @@
               <w:ind w:firstLineChars="300" w:firstLine="540"/>
               <w:jc w:val="left"/>
               <w:rPr>
-                <w:rFonts w:asciiTheme="minorEastAsia" w:eastAsiaTheme="minorEastAsia" w:hAnsiTheme="minorEastAsia" w:cs="굴림" w:hint="eastAsia"/>
+                <w:rFonts w:asciiTheme="minorEastAsia" w:eastAsiaTheme="minorEastAsia" w:hAnsiTheme="minorEastAsia" w:cs="굴림"/>
                 <w:kern w:val="0"/>
                 <w:sz w:val="18"/>
                 <w:szCs w:val="18"/>
@@ -8059,6 +8059,19 @@
         <w:t>{{ partner_address }}</w:t>
       </w:r>
     </w:p>
+    <w:p>
+      <w:pPr>
+        <w:pStyle w:val="11"/>
+        <w:spacing w:line="276" w:lineRule="auto"/>
+        <w:ind w:leftChars="2200" w:left="4400"/>
+        <w:jc w:val="left"/>
+        <w:rPr>
+          <w:rFonts w:asciiTheme="minorEastAsia" w:eastAsiaTheme="minorEastAsia" w:hAnsiTheme="minorEastAsia" w:hint="eastAsia"/>
+          <w:sz w:val="20"/>
+          <w:szCs w:val="20"/>
+        </w:rPr>
+      </w:pPr>
+    </w:p>
     <w:permEnd w:id="1541482657"/>
     <w:p>
       <w:pPr>
@@ -8782,6 +8795,19 @@
         </w:rPr>
         <w:t>{{ partner_address }}</w:t>
       </w:r>
+    </w:p>
+    <w:p>
+      <w:pPr>
+        <w:pStyle w:val="11"/>
+        <w:spacing w:line="276" w:lineRule="auto"/>
+        <w:ind w:leftChars="2200" w:left="4400"/>
+        <w:jc w:val="left"/>
+        <w:rPr>
+          <w:rFonts w:asciiTheme="minorEastAsia" w:eastAsiaTheme="minorEastAsia" w:hAnsiTheme="minorEastAsia"/>
+          <w:sz w:val="20"/>
+          <w:szCs w:val="20"/>
+        </w:rPr>
+      </w:pPr>
     </w:p>
     <w:permEnd w:id="953966826"/>
     <w:p>
@@ -9872,6 +9898,19 @@
         </w:rPr>
         <w:t>{{ partner_address }}</w:t>
       </w:r>
+    </w:p>
+    <w:p>
+      <w:pPr>
+        <w:pStyle w:val="11"/>
+        <w:spacing w:line="276" w:lineRule="auto"/>
+        <w:ind w:leftChars="2200" w:left="4400"/>
+        <w:jc w:val="left"/>
+        <w:rPr>
+          <w:rFonts w:asciiTheme="minorEastAsia" w:eastAsiaTheme="minorEastAsia" w:hAnsiTheme="minorEastAsia"/>
+          <w:sz w:val="20"/>
+          <w:szCs w:val="20"/>
+        </w:rPr>
+      </w:pPr>
     </w:p>
     <w:permEnd w:id="1628374214"/>
     <w:p>

--- a/template_individual.docx
+++ b/template_individual.docx
@@ -1208,7 +1208,16 @@
               </w:rPr>
             </w:pPr>
             <w:r>
-              <w:t>{{ contract_period }}</w:t>
+              <w:t>{{ contract</w:t>
+            </w:r>
+            <w:r>
+              <w:rPr>
+                <w:rFonts w:hint="eastAsia"/>
+              </w:rPr>
+              <w:t>_start</w:t>
+            </w:r>
+            <w:r>
+              <w:t xml:space="preserve"> }}</w:t>
             </w:r>
             <w:commentRangeStart w:id="1"/>
             <w:r>
@@ -8066,7 +8075,7 @@
         <w:ind w:leftChars="2200" w:left="4400"/>
         <w:jc w:val="left"/>
         <w:rPr>
-          <w:rFonts w:asciiTheme="minorEastAsia" w:eastAsiaTheme="minorEastAsia" w:hAnsiTheme="minorEastAsia" w:hint="eastAsia"/>
+          <w:rFonts w:asciiTheme="minorEastAsia" w:eastAsiaTheme="minorEastAsia" w:hAnsiTheme="minorEastAsia"/>
           <w:sz w:val="20"/>
           <w:szCs w:val="20"/>
         </w:rPr>
